--- a/rediseno_2026/6. Investigación.docx
+++ b/rediseno_2026/6. Investigación.docx
@@ -74,7 +74,7 @@
           <w:i w:val="0"/>
           <w:sz w:val="20"/>
         </w:rPr>
-        <w:t>El Artículo 12 de la Resolución HCU N.º 032/2025 establece que el plan de estudios debe especificar las líneas de investigación o innovación tecnológica, que las tesis, los proyectos de grado y los trabajos dirigidos deben responder a esas líneas, que los estudiantes deben cumplir horas de investigación en los institutos de la Carrera o de la Facultad y que los planes de asignatura deben contemplar investigaciones alineadas a las competencias. La investigación de la Carrera se articula con el Instituto de Investigaciones de Ciencias Contables, Financieras y Auditoría, creado mediante Resolución HCU N.º 457/2004.</w:t>
+        <w:t>El Artículo 12 de la Resolución HCU N.º 032/2025 establece que el plan de estudios debe especificar las líneas de investigación o innovación tecnológica, que las tesis, los proyectos de grado y los trabajos dirigidos deben responder a esas líneas, que los estudiantes deben cumplir horas de investigación en los institutos de la Carrera o de la Facultad y que los planes de asignatura deben contemplar investigaciones alineadas a las competencias. La investigación de la Carrera se articula con el Instituto de Investigaciones de Ciencias Contables, Financieras y Auditoría, IICCFA, creado mediante Resolución HCU N.º 457/2004.</w:t>
       </w:r>
     </w:p>
     <w:p>
@@ -258,7 +258,7 @@
           <w:p>
             <w:pPr>
               <w:spacing w:before="0" w:after="0" w:line="240" w:lineRule="auto"/>
-              <w:jc w:val="left"/>
+              <w:jc w:val="both"/>
             </w:pPr>
             <w:r>
               <w:rPr>
@@ -286,7 +286,7 @@
           <w:p>
             <w:pPr>
               <w:spacing w:before="0" w:after="0" w:line="240" w:lineRule="auto"/>
-              <w:jc w:val="left"/>
+              <w:jc w:val="both"/>
             </w:pPr>
             <w:r>
               <w:rPr>
@@ -316,7 +316,7 @@
           <w:p>
             <w:pPr>
               <w:spacing w:before="0" w:after="0" w:line="240" w:lineRule="auto"/>
-              <w:jc w:val="left"/>
+              <w:jc w:val="both"/>
             </w:pPr>
             <w:r>
               <w:rPr>
@@ -344,7 +344,7 @@
           <w:p>
             <w:pPr>
               <w:spacing w:before="0" w:after="0" w:line="240" w:lineRule="auto"/>
-              <w:jc w:val="left"/>
+              <w:jc w:val="both"/>
             </w:pPr>
             <w:r>
               <w:rPr>
@@ -374,7 +374,7 @@
           <w:p>
             <w:pPr>
               <w:spacing w:before="0" w:after="0" w:line="240" w:lineRule="auto"/>
-              <w:jc w:val="left"/>
+              <w:jc w:val="both"/>
             </w:pPr>
             <w:r>
               <w:rPr>
@@ -402,7 +402,7 @@
           <w:p>
             <w:pPr>
               <w:spacing w:before="0" w:after="0" w:line="240" w:lineRule="auto"/>
-              <w:jc w:val="left"/>
+              <w:jc w:val="both"/>
             </w:pPr>
             <w:r>
               <w:rPr>
@@ -432,7 +432,7 @@
           <w:p>
             <w:pPr>
               <w:spacing w:before="0" w:after="0" w:line="240" w:lineRule="auto"/>
-              <w:jc w:val="left"/>
+              <w:jc w:val="both"/>
             </w:pPr>
             <w:r>
               <w:rPr>
@@ -460,7 +460,7 @@
           <w:p>
             <w:pPr>
               <w:spacing w:before="0" w:after="0" w:line="240" w:lineRule="auto"/>
-              <w:jc w:val="left"/>
+              <w:jc w:val="both"/>
             </w:pPr>
             <w:r>
               <w:rPr>
@@ -490,7 +490,7 @@
           <w:p>
             <w:pPr>
               <w:spacing w:before="0" w:after="0" w:line="240" w:lineRule="auto"/>
-              <w:jc w:val="left"/>
+              <w:jc w:val="both"/>
             </w:pPr>
             <w:r>
               <w:rPr>
@@ -518,7 +518,7 @@
           <w:p>
             <w:pPr>
               <w:spacing w:before="0" w:after="0" w:line="240" w:lineRule="auto"/>
-              <w:jc w:val="left"/>
+              <w:jc w:val="both"/>
             </w:pPr>
             <w:r>
               <w:rPr>
@@ -776,7 +776,7 @@
           <w:i w:val="0"/>
           <w:sz w:val="20"/>
         </w:rPr>
-        <w:t>Desarrollar acciones desde el pregrado para reclutar, retener y formar talento científico.</w:t>
+        <w:t>Desarrollar acciones desde el pregrado para reclutar, retener y formar talento científico de forma coordinada con la sociedad científica.</w:t>
       </w:r>
     </w:p>
     <w:p>
@@ -968,7 +968,7 @@
           <w:p>
             <w:pPr>
               <w:spacing w:before="0" w:after="0" w:line="240" w:lineRule="auto"/>
-              <w:jc w:val="left"/>
+              <w:jc w:val="both"/>
             </w:pPr>
             <w:r>
               <w:rPr>
@@ -996,7 +996,7 @@
           <w:p>
             <w:pPr>
               <w:spacing w:before="0" w:after="0" w:line="240" w:lineRule="auto"/>
-              <w:jc w:val="left"/>
+              <w:jc w:val="both"/>
             </w:pPr>
             <w:r>
               <w:rPr>
@@ -1026,7 +1026,7 @@
           <w:p>
             <w:pPr>
               <w:spacing w:before="0" w:after="0" w:line="240" w:lineRule="auto"/>
-              <w:jc w:val="left"/>
+              <w:jc w:val="both"/>
             </w:pPr>
             <w:r>
               <w:rPr>
@@ -1054,7 +1054,7 @@
           <w:p>
             <w:pPr>
               <w:spacing w:before="0" w:after="0" w:line="240" w:lineRule="auto"/>
-              <w:jc w:val="left"/>
+              <w:jc w:val="both"/>
             </w:pPr>
             <w:r>
               <w:rPr>
@@ -1084,7 +1084,7 @@
           <w:p>
             <w:pPr>
               <w:spacing w:before="0" w:after="0" w:line="240" w:lineRule="auto"/>
-              <w:jc w:val="left"/>
+              <w:jc w:val="both"/>
             </w:pPr>
             <w:r>
               <w:rPr>
@@ -1112,7 +1112,7 @@
           <w:p>
             <w:pPr>
               <w:spacing w:before="0" w:after="0" w:line="240" w:lineRule="auto"/>
-              <w:jc w:val="left"/>
+              <w:jc w:val="both"/>
             </w:pPr>
             <w:r>
               <w:rPr>
@@ -1190,7 +1190,26 @@
           <w:i w:val="0"/>
           <w:sz w:val="20"/>
         </w:rPr>
-        <w:t>El Instituto cuenta con una carga de 320 horas mensuales: 160 horas para el cargo de Director, acéfalo desde 2022, y 80 horas para cada uno de sus dos docentes investigadores. No tiene personal administrativo propio. El diagnóstico muestra que la investigación de pregrado es casi inexistente: solo tres estudiantes se titularon por tesis entre 2021 y 2025, el 0,16 % de los titulados. Por ello, el Plan de Desarrollo 2026-2030 fija como metas al 2030 la producción de 15 publicaciones indexadas y 5 documentos de política pública dirigidos al Servicio de Impuestos Nacionales, la Contraloría General del Estado y el Colegio de Auditores o Contadores Públicos de Bolivia, lo que requiere la designación del Director del Instituto y la asignación de personal de apoyo.</w:t>
+        <w:t xml:space="preserve">El Instituto cuenta con una carga de 320 horas mensuales: 160 horas para el cargo de Director, acéfalo desde 2022, y 160 horas para sus docentes investigadores. No tiene personal administrativo propio. El diagnóstico muestra que la investigación de pregrado es casi inexistente: solo tres estudiantes se titularon por tesis entre 2021 y 2025, el 0,16 % de los titulados. Por ello, el </w:t>
+      </w:r>
+      <w:r>
+        <w:rPr>
+          <w:rFonts w:ascii="Century Gothic" w:hAnsi="Century Gothic" w:cs="Century Gothic" w:eastAsia="Century Gothic"/>
+          <w:b w:val="0"/>
+          <w:i w:val="0"/>
+          <w:sz w:val="20"/>
+          <w:highlight w:val="yellow"/>
+        </w:rPr>
+        <w:t>Plan de Desarrollo 2026-2030</w:t>
+      </w:r>
+      <w:r>
+        <w:rPr>
+          <w:rFonts w:ascii="Century Gothic" w:hAnsi="Century Gothic" w:cs="Century Gothic" w:eastAsia="Century Gothic"/>
+          <w:b w:val="0"/>
+          <w:i w:val="0"/>
+          <w:sz w:val="20"/>
+        </w:rPr>
+        <w:t xml:space="preserve"> fija como metas al 2030 la producción de 15 publicaciones indexadas y 5 documentos de política pública dirigidos al Servicio de Impuestos Nacionales, la Contraloría General del Estado y el Colegio de Auditores o Contadores Públicos de Bolivia, lo que requiere la designación del Director del Instituto y la asignación de personal de apoyo.</w:t>
       </w:r>
     </w:p>
     <w:p>
@@ -1265,7 +1284,7 @@
           <w:i w:val="0"/>
           <w:sz w:val="20"/>
         </w:rPr>
-        <w:t>El Estatuto Orgánico de la Universidad Boliviana, en su Artículo 7, define las líneas de investigación como «directrices hacia donde se encauzará la actividad científica en cada uno de los institutos y centros de investigación del Sistema de la Universidad Boliviana», que agrupan ejes temáticos afines y generan conocimiento nuevo, o el aumento, la renovación o el análisis crítico del conocimiento existente sobre problemas o necesidades del país. Conforme a su Artículo 8, las líneas deben:</w:t>
+        <w:t>El Estatuto Orgánico de la Universidad Boliviana, en su Artículo 7, define los siguientes puntos: las líneas de investigación como «directrices hacia donde se encauzará la actividad científica en cada uno de los institutos y centros de investigación del Sistema de la Universidad Boliviana», que agrupan ejes temáticos afines y generan conocimiento nuevo, o el aumento, la renovación o el análisis crítico del conocimiento existente sobre problemas o necesidades del país. Conforme a su Artículo 8, las líneas deben:</w:t>
       </w:r>
     </w:p>
     <w:p>
@@ -1375,7 +1394,7 @@
           <w:i w:val="0"/>
           <w:sz w:val="20"/>
         </w:rPr>
-        <w:t>A estos principios se suman los que orientan la construcción de las líneas en la Carrera, según la metodología del Instituto de Investigaciones de 2025:</w:t>
+        <w:t>A estos principios se suman los que orientan la construcción de las líneas de investigación en la Carrera, según la metodología del IICCFA 2025:</w:t>
       </w:r>
     </w:p>
     <w:p>
@@ -1492,12 +1511,11 @@
     </w:p>
     <w:p>
       <w:pPr>
-        <w:keepNext/>
         <w:tabs>
-          <w:tab w:pos="709" w:val="left"/>
+          <w:tab w:pos="2058" w:val="left"/>
         </w:tabs>
-        <w:spacing w:before="80" w:after="200" w:line="240" w:lineRule="auto"/>
-        <w:ind w:left="709" w:hanging="709"/>
+        <w:spacing w:before="0" w:after="200" w:line="240" w:lineRule="auto"/>
+        <w:ind w:left="2058" w:hanging="1701"/>
         <w:jc w:val="left"/>
       </w:pPr>
       <w:r>
@@ -1505,18 +1523,11 @@
           <w:rFonts w:ascii="Century Gothic" w:hAnsi="Century Gothic" w:cs="Century Gothic" w:eastAsia="Century Gothic"/>
           <w:b/>
           <w:i w:val="0"/>
-          <w:sz w:val="22"/>
+          <w:sz w:val="20"/>
+          <w:highlight w:val="yellow"/>
         </w:rPr>
         <w:t>6.2.2</w:t>
         <w:tab/>
-      </w:r>
-      <w:r>
-        <w:rPr>
-          <w:rFonts w:ascii="Century Gothic" w:hAnsi="Century Gothic" w:cs="Century Gothic" w:eastAsia="Century Gothic"/>
-          <w:b/>
-          <w:i w:val="0"/>
-          <w:sz w:val="22"/>
-        </w:rPr>
         <w:t>Líneas prioritarias de investigación</w:t>
       </w:r>
     </w:p>
@@ -1671,7 +1682,7 @@
           <w:p>
             <w:pPr>
               <w:spacing w:before="0" w:after="0" w:line="240" w:lineRule="auto"/>
-              <w:jc w:val="left"/>
+              <w:jc w:val="both"/>
             </w:pPr>
             <w:r>
               <w:rPr>
@@ -1699,7 +1710,7 @@
           <w:p>
             <w:pPr>
               <w:spacing w:before="0" w:after="0" w:line="240" w:lineRule="auto"/>
-              <w:jc w:val="left"/>
+              <w:jc w:val="both"/>
             </w:pPr>
             <w:r>
               <w:rPr>
@@ -1727,7 +1738,7 @@
           <w:p>
             <w:pPr>
               <w:spacing w:before="0" w:after="0" w:line="240" w:lineRule="auto"/>
-              <w:jc w:val="left"/>
+              <w:jc w:val="both"/>
             </w:pPr>
             <w:r>
               <w:rPr>
@@ -1757,7 +1768,7 @@
           <w:p>
             <w:pPr>
               <w:spacing w:before="0" w:after="0" w:line="240" w:lineRule="auto"/>
-              <w:jc w:val="left"/>
+              <w:jc w:val="both"/>
             </w:pPr>
             <w:r>
               <w:rPr>
@@ -1785,7 +1796,7 @@
           <w:p>
             <w:pPr>
               <w:spacing w:before="0" w:after="0" w:line="240" w:lineRule="auto"/>
-              <w:jc w:val="left"/>
+              <w:jc w:val="both"/>
             </w:pPr>
             <w:r>
               <w:rPr>
@@ -1813,7 +1824,7 @@
           <w:p>
             <w:pPr>
               <w:spacing w:before="0" w:after="0" w:line="240" w:lineRule="auto"/>
-              <w:jc w:val="left"/>
+              <w:jc w:val="both"/>
             </w:pPr>
             <w:r>
               <w:rPr>
@@ -1843,7 +1854,7 @@
           <w:p>
             <w:pPr>
               <w:spacing w:before="0" w:after="0" w:line="240" w:lineRule="auto"/>
-              <w:jc w:val="left"/>
+              <w:jc w:val="both"/>
             </w:pPr>
             <w:r>
               <w:rPr>
@@ -1871,7 +1882,7 @@
           <w:p>
             <w:pPr>
               <w:spacing w:before="0" w:after="0" w:line="240" w:lineRule="auto"/>
-              <w:jc w:val="left"/>
+              <w:jc w:val="both"/>
             </w:pPr>
             <w:r>
               <w:rPr>
@@ -1899,7 +1910,7 @@
           <w:p>
             <w:pPr>
               <w:spacing w:before="0" w:after="0" w:line="240" w:lineRule="auto"/>
-              <w:jc w:val="left"/>
+              <w:jc w:val="both"/>
             </w:pPr>
             <w:r>
               <w:rPr>
@@ -1929,7 +1940,7 @@
           <w:p>
             <w:pPr>
               <w:spacing w:before="0" w:after="0" w:line="240" w:lineRule="auto"/>
-              <w:jc w:val="left"/>
+              <w:jc w:val="both"/>
             </w:pPr>
             <w:r>
               <w:rPr>
@@ -1957,7 +1968,7 @@
           <w:p>
             <w:pPr>
               <w:spacing w:before="0" w:after="0" w:line="240" w:lineRule="auto"/>
-              <w:jc w:val="left"/>
+              <w:jc w:val="both"/>
             </w:pPr>
             <w:r>
               <w:rPr>
@@ -1985,7 +1996,7 @@
           <w:p>
             <w:pPr>
               <w:spacing w:before="0" w:after="0" w:line="240" w:lineRule="auto"/>
-              <w:jc w:val="left"/>
+              <w:jc w:val="both"/>
             </w:pPr>
             <w:r>
               <w:rPr>
@@ -2205,188 +2216,7 @@
           <w:i w:val="0"/>
           <w:sz w:val="20"/>
         </w:rPr>
-        <w:t>Las líneas se revisarán junto con la complementación curricular anual, para incorporar los cambios normativos y tecnológicos de la profesión.</w:t>
-      </w:r>
-    </w:p>
-    <w:p>
-      <w:pPr>
-        <w:keepNext/>
-        <w:spacing w:before="80" w:after="200" w:line="240" w:lineRule="auto"/>
-        <w:jc w:val="left"/>
-      </w:pPr>
-      <w:r>
-        <w:rPr>
-          <w:rFonts w:ascii="Century Gothic" w:hAnsi="Century Gothic" w:cs="Century Gothic" w:eastAsia="Century Gothic"/>
-          <w:b/>
-          <w:i w:val="0"/>
-          <w:sz w:val="22"/>
-        </w:rPr>
-        <w:t>Referencias</w:t>
-      </w:r>
-    </w:p>
-    <w:p>
-      <w:pPr>
-        <w:spacing w:before="0" w:after="200" w:line="240" w:lineRule="auto"/>
-        <w:jc w:val="both"/>
-      </w:pPr>
-      <w:r>
-        <w:rPr>
-          <w:rFonts w:ascii="Century Gothic" w:hAnsi="Century Gothic" w:cs="Century Gothic" w:eastAsia="Century Gothic"/>
-          <w:b w:val="0"/>
-          <w:i w:val="0"/>
-          <w:sz w:val="18"/>
-        </w:rPr>
-        <w:t xml:space="preserve">CEUB. (2024). </w:t>
-      </w:r>
-      <w:r>
-        <w:rPr>
-          <w:rFonts w:ascii="Century Gothic" w:hAnsi="Century Gothic" w:cs="Century Gothic" w:eastAsia="Century Gothic"/>
-          <w:b w:val="0"/>
-          <w:i/>
-          <w:sz w:val="18"/>
-        </w:rPr>
-        <w:t>Compilación de la normativa universitaria vigente</w:t>
-      </w:r>
-      <w:r>
-        <w:rPr>
-          <w:rFonts w:ascii="Century Gothic" w:hAnsi="Century Gothic" w:cs="Century Gothic" w:eastAsia="Century Gothic"/>
-          <w:b w:val="0"/>
-          <w:i w:val="0"/>
-          <w:sz w:val="18"/>
-        </w:rPr>
-        <w:t>. Comité Ejecutivo de la Universidad Boliviana.</w:t>
-      </w:r>
-    </w:p>
-    <w:p>
-      <w:pPr>
-        <w:spacing w:before="0" w:after="200" w:line="240" w:lineRule="auto"/>
-        <w:jc w:val="both"/>
-      </w:pPr>
-      <w:r>
-        <w:rPr>
-          <w:rFonts w:ascii="Century Gothic" w:hAnsi="Century Gothic" w:cs="Century Gothic" w:eastAsia="Century Gothic"/>
-          <w:b w:val="0"/>
-          <w:i w:val="0"/>
-          <w:sz w:val="18"/>
-        </w:rPr>
-        <w:t xml:space="preserve">Instituto de Investigaciones de Ciencias Contables, Financieras y Auditoría. (2025). </w:t>
-      </w:r>
-      <w:r>
-        <w:rPr>
-          <w:rFonts w:ascii="Century Gothic" w:hAnsi="Century Gothic" w:cs="Century Gothic" w:eastAsia="Century Gothic"/>
-          <w:b w:val="0"/>
-          <w:i/>
-          <w:sz w:val="18"/>
-        </w:rPr>
-        <w:t>Metodología para la formulación de líneas de investigación de la Carrera de Contaduría Pública: niveles de pregrado y posgrado</w:t>
-      </w:r>
-      <w:r>
-        <w:rPr>
-          <w:rFonts w:ascii="Century Gothic" w:hAnsi="Century Gothic" w:cs="Century Gothic" w:eastAsia="Century Gothic"/>
-          <w:b w:val="0"/>
-          <w:i w:val="0"/>
-          <w:sz w:val="18"/>
-        </w:rPr>
-        <w:t>.</w:t>
-      </w:r>
-    </w:p>
-    <w:p>
-      <w:pPr>
-        <w:spacing w:before="0" w:after="200" w:line="240" w:lineRule="auto"/>
-        <w:jc w:val="both"/>
-      </w:pPr>
-      <w:r>
-        <w:rPr>
-          <w:rFonts w:ascii="Century Gothic" w:hAnsi="Century Gothic" w:cs="Century Gothic" w:eastAsia="Century Gothic"/>
-          <w:b w:val="0"/>
-          <w:i w:val="0"/>
-          <w:sz w:val="18"/>
-        </w:rPr>
-        <w:t xml:space="preserve">Morin, E. (1999). </w:t>
-      </w:r>
-      <w:r>
-        <w:rPr>
-          <w:rFonts w:ascii="Century Gothic" w:hAnsi="Century Gothic" w:cs="Century Gothic" w:eastAsia="Century Gothic"/>
-          <w:b w:val="0"/>
-          <w:i/>
-          <w:sz w:val="18"/>
-        </w:rPr>
-        <w:t>La cabeza bien puesta: repensar la reforma, reformar el pensamiento</w:t>
-      </w:r>
-      <w:r>
-        <w:rPr>
-          <w:rFonts w:ascii="Century Gothic" w:hAnsi="Century Gothic" w:cs="Century Gothic" w:eastAsia="Century Gothic"/>
-          <w:b w:val="0"/>
-          <w:i w:val="0"/>
-          <w:sz w:val="18"/>
-        </w:rPr>
-        <w:t>. Ediciones del Seuil.</w:t>
-      </w:r>
-    </w:p>
-    <w:p>
-      <w:pPr>
-        <w:spacing w:before="0" w:after="200" w:line="240" w:lineRule="auto"/>
-        <w:jc w:val="both"/>
-      </w:pPr>
-      <w:r>
-        <w:rPr>
-          <w:rFonts w:ascii="Century Gothic" w:hAnsi="Century Gothic" w:cs="Century Gothic" w:eastAsia="Century Gothic"/>
-          <w:b w:val="0"/>
-          <w:i w:val="0"/>
-          <w:sz w:val="18"/>
-        </w:rPr>
-        <w:t xml:space="preserve">Tobón, S. (2015). </w:t>
-      </w:r>
-      <w:r>
-        <w:rPr>
-          <w:rFonts w:ascii="Century Gothic" w:hAnsi="Century Gothic" w:cs="Century Gothic" w:eastAsia="Century Gothic"/>
-          <w:b w:val="0"/>
-          <w:i/>
-          <w:sz w:val="18"/>
-        </w:rPr>
-        <w:t>Socioformación y sociedad del conocimiento: bases teóricas y metodológicas</w:t>
-      </w:r>
-      <w:r>
-        <w:rPr>
-          <w:rFonts w:ascii="Century Gothic" w:hAnsi="Century Gothic" w:cs="Century Gothic" w:eastAsia="Century Gothic"/>
-          <w:b w:val="0"/>
-          <w:i w:val="0"/>
-          <w:sz w:val="18"/>
-        </w:rPr>
-        <w:t>. ECOE Ediciones.</w:t>
-      </w:r>
-    </w:p>
-    <w:p>
-      <w:pPr>
-        <w:spacing w:before="0" w:after="200" w:line="240" w:lineRule="auto"/>
-        <w:jc w:val="both"/>
-      </w:pPr>
-      <w:r>
-        <w:rPr>
-          <w:rFonts w:ascii="Century Gothic" w:hAnsi="Century Gothic" w:cs="Century Gothic" w:eastAsia="Century Gothic"/>
-          <w:b w:val="0"/>
-          <w:i w:val="0"/>
-          <w:sz w:val="18"/>
-        </w:rPr>
-        <w:t xml:space="preserve">Universidad Mayor de San Andrés. </w:t>
-      </w:r>
-      <w:r>
-        <w:rPr>
-          <w:rFonts w:ascii="Century Gothic" w:hAnsi="Century Gothic" w:cs="Century Gothic" w:eastAsia="Century Gothic"/>
-          <w:b w:val="0"/>
-          <w:i/>
-          <w:sz w:val="18"/>
-        </w:rPr>
-        <w:t>Política de Investigación</w:t>
-      </w:r>
-      <w:r>
-        <w:rPr>
-          <w:rFonts w:ascii="Century Gothic" w:hAnsi="Century Gothic" w:cs="Century Gothic" w:eastAsia="Century Gothic"/>
-          <w:b w:val="0"/>
-          <w:i w:val="0"/>
-          <w:sz w:val="18"/>
-        </w:rPr>
-        <w:t>. Resolución del Honorable Consejo Universitario N.º 90/2021.</w:t>
+        <w:t>Las líneas se revisarán junto con la complementación curricular periódicamente conforme a las necesidades emergentes, para incorporar los cambios normativos y tecnológicos de la profesión.</w:t>
       </w:r>
     </w:p>
     <w:sectPr>
